--- a/hasil/Laporan_CNN_Mobil_Motor_NumPy.docx
+++ b/hasil/Laporan_CNN_Mobil_Motor_NumPy.docx
@@ -23,7 +23,18 @@
           <w:szCs w:val="32"/>
           <w:lang w:val="sv-SE"/>
         </w:rPr>
-        <w:t>LAPORAN PRAKTIKUM</w:t>
+        <w:t xml:space="preserve">LAPORAN </w:t>
+      </w:r>
+      <w:r>
+        <w:rPr>
+          <w:rFonts w:ascii="Times New Roman" w:hAnsi="Times New Roman" w:cs="Times New Roman"/>
+          <w:b/>
+          <w:bCs/>
+          <w:sz w:val="32"/>
+          <w:szCs w:val="32"/>
+          <w:lang w:val="sv-SE"/>
+        </w:rPr>
+        <w:t>TUGAS</w:t>
       </w:r>
     </w:p>
     <w:p>
@@ -47,7 +58,7 @@
           <w:szCs w:val="32"/>
           <w:lang w:val="sv-SE"/>
         </w:rPr>
-        <w:t>SISTEM INFORMASI GEOGRAFIS 1</w:t>
+        <w:t>DEEP LEARNING</w:t>
       </w:r>
     </w:p>
     <w:p>
@@ -186,20 +197,15 @@
           <w:bCs/>
           <w:sz w:val="24"/>
           <w:szCs w:val="24"/>
-          <w:lang w:val="sv-SE"/>
         </w:rPr>
       </w:pPr>
       <w:r>
-        <w:rPr>
-          <w:lang w:val="sv-SE"/>
-        </w:rPr>
         <w:t>Disusun Oleh :</w:t>
       </w:r>
       <w:r>
         <w:rPr>
           <w:b/>
           <w:bCs/>
-          <w:lang w:val="sv-SE"/>
         </w:rPr>
         <w:br/>
       </w:r>
@@ -210,7 +216,6 @@
           <w:bCs/>
           <w:sz w:val="24"/>
           <w:szCs w:val="24"/>
-          <w:lang w:val="sv-SE"/>
         </w:rPr>
         <w:t>Muh. Qhiran. N - F551 23 021</w:t>
       </w:r>
@@ -225,7 +230,6 @@
           <w:bCs/>
           <w:sz w:val="24"/>
           <w:szCs w:val="24"/>
-          <w:lang w:val="sv-SE"/>
         </w:rPr>
       </w:pPr>
       <w:r>
@@ -235,7 +239,6 @@
           <w:bCs/>
           <w:sz w:val="24"/>
           <w:szCs w:val="24"/>
-          <w:lang w:val="sv-SE"/>
         </w:rPr>
         <w:t xml:space="preserve">Hasby Ashidiq – F551 23 010 </w:t>
       </w:r>
@@ -404,11 +407,13 @@
         <w:pStyle w:val="Title"/>
         <w:rPr>
           <w:color w:val="auto"/>
+          <w:lang w:val="sv-SE"/>
         </w:rPr>
       </w:pPr>
       <w:r>
         <w:rPr>
           <w:color w:val="auto"/>
+          <w:lang w:val="sv-SE"/>
         </w:rPr>
         <w:lastRenderedPageBreak/>
         <w:t>Klasifikasi Gambar Mobil dan Motor Menggunakan Convolutional Neural Network (CNN) dari Nol dengan NumPy</w:t>
@@ -420,11 +425,13 @@
         <w:jc w:val="both"/>
         <w:rPr>
           <w:color w:val="auto"/>
+          <w:lang w:val="sv-SE"/>
         </w:rPr>
       </w:pPr>
       <w:r>
         <w:rPr>
           <w:color w:val="auto"/>
+          <w:lang w:val="sv-SE"/>
         </w:rPr>
         <w:t>Abstrak</w:t>
       </w:r>
@@ -437,6 +444,9 @@
         </w:rPr>
       </w:pPr>
       <w:r>
+        <w:rPr>
+          <w:lang w:val="sv-SE"/>
+        </w:rPr>
         <w:t xml:space="preserve">Penelitian ini bertujuan untuk membangun dan mengevaluasi model Convolutional Neural Network (CNN) sederhana untuk melakukan klasifikasi gambar mobil dan motor. Seluruh arsitektur CNN diimplementasikan dari nol menggunakan bahasa pemrograman Python dan pustaka NumPy, tanpa memanfaatkan framework deep learning populer seperti TensorFlow, PyTorch, maupun Keras. </w:t>
       </w:r>
       <w:r>

--- a/hasil/Laporan_CNN_Mobil_Motor_NumPy.docx
+++ b/hasil/Laporan_CNN_Mobil_Motor_NumPy.docx
@@ -399,7 +399,18 @@
           <w:szCs w:val="32"/>
           <w:lang w:val="sv-SE"/>
         </w:rPr>
-        <w:t>2025</w:t>
+        <w:t>202</w:t>
+      </w:r>
+      <w:r>
+        <w:rPr>
+          <w:rFonts w:ascii="Times New Roman" w:hAnsi="Times New Roman" w:cs="Times New Roman"/>
+          <w:b/>
+          <w:bCs/>
+          <w:sz w:val="32"/>
+          <w:szCs w:val="32"/>
+          <w:lang w:val="sv-SE"/>
+        </w:rPr>
+        <w:t>6</w:t>
       </w:r>
     </w:p>
     <w:p>
